--- a/docs/active_inference_for_czb_assessment.docx
+++ b/docs/active_inference_for_czb_assessment.docx
@@ -1488,6 +1488,124 @@
         </w:tc>
       </w:tr>
     </w:tbl>
+    <w:p>
+      <w:pPr>
+        <w:pStyle w:val="BodyText"/>
+      </w:pPr>
+      <w:r>
+        <w:rPr>
+          <w:i/>
+          <w:iCs/>
+        </w:rPr>
+        <w:t xml:space="preserve">(Addendum, same evening: Jonas asked whether this comparison is in-sample. The table</w:t>
+      </w:r>
+      <w:r>
+        <w:rPr>
+          <w:i/>
+          <w:iCs/>
+        </w:rPr>
+        <w:t xml:space="preserve"> </w:t>
+      </w:r>
+      <w:r>
+        <w:rPr>
+          <w:i/>
+          <w:iCs/>
+        </w:rPr>
+        <w:t xml:space="preserve">above is; the check has now been run held-out, and the conclusion survives. Under</w:t>
+      </w:r>
+      <w:r>
+        <w:rPr>
+          <w:i/>
+          <w:iCs/>
+        </w:rPr>
+        <w:t xml:space="preserve"> </w:t>
+      </w:r>
+      <w:r>
+        <w:rPr>
+          <w:i/>
+          <w:iCs/>
+        </w:rPr>
+        <w:t xml:space="preserve">leave-one-criticality-out cross-validation — fit on two criticality levels, predict the</w:t>
+      </w:r>
+      <w:r>
+        <w:rPr>
+          <w:i/>
+          <w:iCs/>
+        </w:rPr>
+        <w:t xml:space="preserve"> </w:t>
+      </w:r>
+      <w:r>
+        <w:rPr>
+          <w:i/>
+          <w:iCs/>
+        </w:rPr>
+        <w:t xml:space="preserve">third — the field gives out-of-sample corr 0.864 / RMSE 0.147 against the design</w:t>
+      </w:r>
+      <w:r>
+        <w:rPr>
+          <w:i/>
+          <w:iCs/>
+        </w:rPr>
+        <w:t xml:space="preserve"> </w:t>
+      </w:r>
+      <w:r>
+        <w:rPr>
+          <w:i/>
+          <w:iCs/>
+        </w:rPr>
+        <w:t xml:space="preserve">regressions’ 0.934–0.949 / 0.097–0.108, and leave-one-timepoint-out gives the same</w:t>
+      </w:r>
+      <w:r>
+        <w:rPr>
+          <w:i/>
+          <w:iCs/>
+        </w:rPr>
+        <w:t xml:space="preserve"> </w:t>
+      </w:r>
+      <w:r>
+        <w:rPr>
+          <w:i/>
+          <w:iCs/>
+        </w:rPr>
+        <w:t xml:space="preserve">picture. The regressions genuinely generalize better within this scenario; overfitting</w:t>
+      </w:r>
+      <w:r>
+        <w:rPr>
+          <w:i/>
+          <w:iCs/>
+        </w:rPr>
+        <w:t xml:space="preserve"> </w:t>
+      </w:r>
+      <w:r>
+        <w:rPr>
+          <w:i/>
+          <w:iCs/>
+        </w:rPr>
+        <w:t xml:space="preserve">is not what made them win. Committed in</w:t>
+      </w:r>
+      <w:r>
+        <w:rPr>
+          <w:i/>
+          <w:iCs/>
+        </w:rPr>
+        <w:t xml:space="preserve"> </w:t>
+      </w:r>
+      <w:r>
+        <w:rPr>
+          <w:rStyle w:val="VerbatimChar"/>
+          <w:i/>
+          <w:iCs/>
+        </w:rPr>
+        <w:t xml:space="preserve">replication/czb/pilot_surface_fit.py</w:t>
+      </w:r>
+      <w:r>
+        <w:rPr>
+          <w:i/>
+          <w:iCs/>
+        </w:rPr>
+        <w:t xml:space="preserve">.)</w:t>
+      </w:r>
+    </w:p>
     <w:p>
       <w:pPr>
         <w:pStyle w:val="BodyText"/>

--- a/docs/active_inference_for_czb_assessment.docx
+++ b/docs/active_inference_for_czb_assessment.docx
@@ -1616,7 +1616,6 @@
     </w:p>
     <w:p>
       <w:pPr>
-        <w:pStyle w:val="Compact"/>
         <w:numPr>
           <w:ilvl w:val="0"/>
           <w:numId w:val="1001"/>
@@ -1668,7 +1667,6 @@
     </w:p>
     <w:p>
       <w:pPr>
-        <w:pStyle w:val="Compact"/>
         <w:numPr>
           <w:ilvl w:val="0"/>
           <w:numId w:val="1001"/>
@@ -1752,7 +1750,6 @@
     </w:p>
     <w:p>
       <w:pPr>
-        <w:pStyle w:val="Compact"/>
         <w:numPr>
           <w:ilvl w:val="0"/>
           <w:numId w:val="1001"/>
@@ -1815,6 +1812,226 @@
       </w:r>
       <w:r>
         <w:t xml:space="preserve">framework worth taking seriously.</w:t>
+      </w:r>
+    </w:p>
+    <w:p>
+      <w:pPr>
+        <w:numPr>
+          <w:ilvl w:val="0"/>
+          <w:numId w:val="1000"/>
+        </w:numPr>
+      </w:pPr>
+      <w:r>
+        <w:rPr>
+          <w:i/>
+          <w:iCs/>
+        </w:rPr>
+        <w:t xml:space="preserve">[Decided 2026-08-27 at review gate R.1: the expectation was wrong — the verdict is</w:t>
+      </w:r>
+      <w:r>
+        <w:rPr>
+          <w:i/>
+          <w:iCs/>
+        </w:rPr>
+        <w:t xml:space="preserve"> </w:t>
+      </w:r>
+      <w:r>
+        <w:rPr>
+          <w:i/>
+          <w:iCs/>
+        </w:rPr>
+        <w:t xml:space="preserve">FAIL, and it is quotable. Three structurally-argued accumulator variants (noise from</w:t>
+      </w:r>
+      <w:r>
+        <w:rPr>
+          <w:i/>
+          <w:iCs/>
+        </w:rPr>
+        <w:t xml:space="preserve"> </w:t>
+      </w:r>
+      <w:r>
+        <w:rPr>
+          <w:i/>
+          <w:iCs/>
+        </w:rPr>
+        <w:t xml:space="preserve">clip start; noise gated at onset; gated with a free trial-level threshold spread)</w:t>
+      </w:r>
+      <w:r>
+        <w:rPr>
+          <w:i/>
+          <w:iCs/>
+        </w:rPr>
+        <w:t xml:space="preserve"> </w:t>
+      </w:r>
+      <w:r>
+        <w:rPr>
+          <w:i/>
+          <w:iCs/>
+        </w:rPr>
+        <w:t xml:space="preserve">all fit worse in sample than the stage-0 static probit (best 0.178 vs 0.125), and</w:t>
+      </w:r>
+      <w:r>
+        <w:rPr>
+          <w:i/>
+          <w:iCs/>
+        </w:rPr>
+        <w:t xml:space="preserve"> </w:t>
+      </w:r>
+      <w:r>
+        <w:rPr>
+          <w:i/>
+          <w:iCs/>
+        </w:rPr>
+        <w:t xml:space="preserve">the final variant’s held-out RMSE 0.267 fails the pre-registered ≤ 0.11 rule</w:t>
+      </w:r>
+      <w:r>
+        <w:rPr>
+          <w:i/>
+          <w:iCs/>
+        </w:rPr>
+        <w:t xml:space="preserve"> </w:t>
+      </w:r>
+      <w:r>
+        <w:rPr>
+          <w:i/>
+          <w:iCs/>
+        </w:rPr>
+        <w:t xml:space="preserve">(</w:t>
+      </w:r>
+      <w:r>
+        <w:rPr>
+          <w:rStyle w:val="VerbatimChar"/>
+          <w:i/>
+          <w:iCs/>
+        </w:rPr>
+        <w:t xml:space="preserve">replication/czb/out/stage2_summary.md</w:t>
+      </w:r>
+      <w:r>
+        <w:rPr>
+          <w:i/>
+          <w:iCs/>
+        </w:rPr>
+        <w:t xml:space="preserve">; v1/v2 records in</w:t>
+      </w:r>
+      <w:r>
+        <w:rPr>
+          <w:i/>
+          <w:iCs/>
+        </w:rPr>
+        <w:t xml:space="preserve"> </w:t>
+      </w:r>
+      <w:r>
+        <w:rPr>
+          <w:rStyle w:val="VerbatimChar"/>
+          <w:i/>
+          <w:iCs/>
+        </w:rPr>
+        <w:t xml:space="preserve">out/log_stage2*.txt</w:t>
+      </w:r>
+      <w:r>
+        <w:rPr>
+          <w:i/>
+          <w:iCs/>
+        </w:rPr>
+        <w:t xml:space="preserve">).</w:t>
+      </w:r>
+      <w:r>
+        <w:rPr>
+          <w:i/>
+          <w:iCs/>
+        </w:rPr>
+        <w:t xml:space="preserve"> </w:t>
+      </w:r>
+      <w:r>
+        <w:rPr>
+          <w:i/>
+          <w:iCs/>
+        </w:rPr>
+        <w:t xml:space="preserve">The named structural reason: criticality-graded responding already at C1–C2, where</w:t>
+      </w:r>
+      <w:r>
+        <w:rPr>
+          <w:i/>
+          <w:iCs/>
+        </w:rPr>
+        <w:t xml:space="preserve"> </w:t>
+      </w:r>
+      <w:r>
+        <w:rPr>
+          <w:i/>
+          <w:iCs/>
+        </w:rPr>
+        <w:t xml:space="preserve">at most 0.05–0.15 s of post-onset evidence exists under any plausible motor latency</w:t>
+      </w:r>
+      <w:r>
+        <w:rPr>
+          <w:i/>
+          <w:iCs/>
+        </w:rPr>
+        <w:t xml:space="preserve"> </w:t>
+      </w:r>
+      <w:r>
+        <w:rPr>
+          <w:i/>
+          <w:iCs/>
+        </w:rPr>
+        <w:t xml:space="preserve">— anticipation from repeated stimulus exposure, inexpressible by any evidence-gated</w:t>
+      </w:r>
+      <w:r>
+        <w:rPr>
+          <w:i/>
+          <w:iCs/>
+        </w:rPr>
+        <w:t xml:space="preserve"> </w:t>
+      </w:r>
+      <w:r>
+        <w:rPr>
+          <w:i/>
+          <w:iCs/>
+        </w:rPr>
+        <w:t xml:space="preserve">integrator — plus a late-cell criticality gradient shallower than integrated</w:t>
+      </w:r>
+      <w:r>
+        <w:rPr>
+          <w:i/>
+          <w:iCs/>
+        </w:rPr>
+        <w:t xml:space="preserve"> </w:t>
+      </w:r>
+      <w:r>
+        <w:rPr>
+          <w:i/>
+          <w:iCs/>
+        </w:rPr>
+        <w:t xml:space="preserve">evidence implies. Time-integration of the deficit does not close the within-scenario</w:t>
+      </w:r>
+      <w:r>
+        <w:rPr>
+          <w:i/>
+          <w:iCs/>
+        </w:rPr>
+        <w:t xml:space="preserve"> </w:t>
+      </w:r>
+      <w:r>
+        <w:rPr>
+          <w:i/>
+          <w:iCs/>
+        </w:rPr>
+        <w:t xml:space="preserve">gap on this stimulus set; the framework’s remaining case is portability (the stage-B</w:t>
+      </w:r>
+      <w:r>
+        <w:rPr>
+          <w:i/>
+          <w:iCs/>
+        </w:rPr>
+        <w:t xml:space="preserve"> </w:t>
+      </w:r>
+      <w:r>
+        <w:rPr>
+          <w:i/>
+          <w:iCs/>
+        </w:rPr>
+        <w:t xml:space="preserve">transfer gate) and threshold interpretability, exactly as §3.2 anticipated.]</w:t>
       </w:r>
     </w:p>
     <w:bookmarkEnd w:id="12"/>

--- a/docs/active_inference_for_czb_assessment.docx
+++ b/docs/active_inference_for_czb_assessment.docx
@@ -1746,6 +1746,249 @@
       </w:r>
       <w:r>
         <w:t xml:space="preserve">one portable, interpretable number, where the regression’s coefficients are neither.</w:t>
+      </w:r>
+    </w:p>
+    <w:p>
+      <w:pPr>
+        <w:numPr>
+          <w:ilvl w:val="0"/>
+          <w:numId w:val="1000"/>
+        </w:numPr>
+      </w:pPr>
+      <w:r>
+        <w:rPr>
+          <w:i/>
+          <w:iCs/>
+        </w:rPr>
+        <w:t xml:space="preserve">[Sharpened 2026-08-28. This was understated. In the study-1 cut-in design relative</w:t>
+      </w:r>
+      <w:r>
+        <w:rPr>
+          <w:i/>
+          <w:iCs/>
+        </w:rPr>
+        <w:t xml:space="preserve"> </w:t>
+      </w:r>
+      <w:r>
+        <w:rPr>
+          <w:i/>
+          <w:iCs/>
+        </w:rPr>
+        <w:t xml:space="preserve">speed is constant across all 18 cells, so correlation(gap, TTC) = 1.0000 — the</w:t>
+      </w:r>
+      <w:r>
+        <w:rPr>
+          <w:i/>
+          <w:iCs/>
+        </w:rPr>
+        <w:t xml:space="preserve"> </w:t>
+      </w:r>
+      <w:r>
+        <w:rPr>
+          <w:i/>
+          <w:iCs/>
+        </w:rPr>
+        <w:t xml:space="preserve">longitudinal dimension has one degree of freedom, and the field’s 0.90 is equally</w:t>
+      </w:r>
+      <w:r>
+        <w:rPr>
+          <w:i/>
+          <w:iCs/>
+        </w:rPr>
+        <w:t xml:space="preserve"> </w:t>
+      </w:r>
+      <w:r>
+        <w:rPr>
+          <w:i/>
+          <w:iCs/>
+        </w:rPr>
+        <w:t xml:space="preserve">consistent with a driver thresholding the gap. The second cut-in study breaks the</w:t>
+      </w:r>
+      <w:r>
+        <w:rPr>
+          <w:i/>
+          <w:iCs/>
+        </w:rPr>
+        <w:t xml:space="preserve"> </w:t>
+      </w:r>
+      <w:r>
+        <w:rPr>
+          <w:i/>
+          <w:iCs/>
+        </w:rPr>
+        <w:t xml:space="preserve">collinearity over a six-fold range of gap and rules against the field’s kinematic</w:t>
+      </w:r>
+      <w:r>
+        <w:rPr>
+          <w:i/>
+          <w:iCs/>
+        </w:rPr>
+        <w:t xml:space="preserve"> </w:t>
+      </w:r>
+      <w:r>
+        <w:rPr>
+          <w:i/>
+          <w:iCs/>
+        </w:rPr>
+        <w:t xml:space="preserve">core: gap orders the response at ρ −0.887, TTC at −0.807, required deceleration at</w:t>
+      </w:r>
+      <w:r>
+        <w:rPr>
+          <w:i/>
+          <w:iCs/>
+        </w:rPr>
+        <w:t xml:space="preserve"> </w:t>
+      </w:r>
+      <w:r>
+        <w:rPr>
+          <w:i/>
+          <w:iCs/>
+        </w:rPr>
+        <w:t xml:space="preserve">+0.238 (</w:t>
+      </w:r>
+      <w:r>
+        <w:rPr>
+          <w:rStyle w:val="VerbatimChar"/>
+          <w:i/>
+          <w:iCs/>
+        </w:rPr>
+        <w:t xml:space="preserve">replication/czb/out/cutin2_scope.md</w:t>
+      </w:r>
+      <w:r>
+        <w:rPr>
+          <w:i/>
+          <w:iCs/>
+        </w:rPr>
+        <w:t xml:space="preserve">). So the field cannot be sold on</w:t>
+      </w:r>
+      <w:r>
+        <w:rPr>
+          <w:i/>
+          <w:iCs/>
+        </w:rPr>
+        <w:t xml:space="preserve"> </w:t>
+      </w:r>
+      <w:r>
+        <w:rPr>
+          <w:i/>
+          <w:iCs/>
+        </w:rPr>
+        <w:t xml:space="preserve">within-scenario fit for a stronger reason than this paragraph gave — it has not yet</w:t>
+      </w:r>
+      <w:r>
+        <w:rPr>
+          <w:i/>
+          <w:iCs/>
+        </w:rPr>
+        <w:t xml:space="preserve"> </w:t>
+      </w:r>
+      <w:r>
+        <w:rPr>
+          <w:i/>
+          <w:iCs/>
+        </w:rPr>
+        <w:t xml:space="preserve">been shown to beat the simplest alternative on a design that could tell them apart.</w:t>
+      </w:r>
+      <w:r>
+        <w:rPr>
+          <w:i/>
+          <w:iCs/>
+        </w:rPr>
+        <w:t xml:space="preserve"> </w:t>
+      </w:r>
+      <w:r>
+        <w:rPr>
+          <w:i/>
+          <w:iCs/>
+        </w:rPr>
+        <w:t xml:space="preserve">That test is task 1 of review gate R.2. What is</w:t>
+      </w:r>
+      <w:r>
+        <w:rPr>
+          <w:i/>
+          <w:iCs/>
+        </w:rPr>
+        <w:t xml:space="preserve"> </w:t>
+      </w:r>
+      <w:r>
+        <w:rPr>
+          <w:i/>
+          <w:i/>
+          <w:iCs/>
+          <w:iCs/>
+        </w:rPr>
+        <w:t xml:space="preserve">not</w:t>
+      </w:r>
+      <w:r>
+        <w:rPr>
+          <w:i/>
+          <w:iCs/>
+        </w:rPr>
+        <w:t xml:space="preserve"> </w:t>
+      </w:r>
+      <w:r>
+        <w:rPr>
+          <w:i/>
+          <w:iCs/>
+        </w:rPr>
+        <w:t xml:space="preserve">affected is the portability</w:t>
+      </w:r>
+      <w:r>
+        <w:rPr>
+          <w:i/>
+          <w:iCs/>
+        </w:rPr>
+        <w:t xml:space="preserve"> </w:t>
+      </w:r>
+      <w:r>
+        <w:rPr>
+          <w:i/>
+          <w:iCs/>
+        </w:rPr>
+        <w:t xml:space="preserve">claim, which has independent support: about 69% of the reliable per-driver signal is</w:t>
+      </w:r>
+      <w:r>
+        <w:rPr>
+          <w:i/>
+          <w:iCs/>
+        </w:rPr>
+        <w:t xml:space="preserve"> </w:t>
+      </w:r>
+      <w:r>
+        <w:rPr>
+          <w:i/>
+          <w:iCs/>
+        </w:rPr>
+        <w:t xml:space="preserve">shared across all four scenarios, measured without any field</w:t>
+      </w:r>
+      <w:r>
+        <w:rPr>
+          <w:i/>
+          <w:iCs/>
+        </w:rPr>
+        <w:t xml:space="preserve"> </w:t>
+      </w:r>
+      <w:r>
+        <w:rPr>
+          <w:i/>
+          <w:iCs/>
+        </w:rPr>
+        <w:t xml:space="preserve">(</w:t>
+      </w:r>
+      <w:r>
+        <w:rPr>
+          <w:rStyle w:val="VerbatimChar"/>
+          <w:i/>
+          <w:iCs/>
+        </w:rPr>
+        <w:t xml:space="preserve">out/cross_scenario_consistency.md</w:t>
+      </w:r>
+      <w:r>
+        <w:rPr>
+          <w:i/>
+          <w:iCs/>
+        </w:rPr>
+        <w:t xml:space="preserve">).]</w:t>
       </w:r>
     </w:p>
     <w:p>

--- a/docs/active_inference_for_czb_assessment.docx
+++ b/docs/active_inference_for_czb_assessment.docx
@@ -2275,6 +2275,175 @@
           <w:iCs/>
         </w:rPr>
         <w:t xml:space="preserve">transfer gate) and threshold interpretability, exactly as §3.2 anticipated.]</w:t>
+      </w:r>
+    </w:p>
+    <w:p>
+      <w:pPr>
+        <w:numPr>
+          <w:ilvl w:val="0"/>
+          <w:numId w:val="1000"/>
+        </w:numPr>
+      </w:pPr>
+      <w:r>
+        <w:rPr>
+          <w:i/>
+          <w:iCs/>
+        </w:rPr>
+        <w:t xml:space="preserve">[Narrowed 2026-08-29 at review gate R.2, on Bontje et al. (2026), a review of 28</w:t>
+      </w:r>
+      <w:r>
+        <w:rPr>
+          <w:i/>
+          <w:iCs/>
+        </w:rPr>
+        <w:t xml:space="preserve"> </w:t>
+      </w:r>
+      <w:r>
+        <w:rPr>
+          <w:i/>
+          <w:iCs/>
+        </w:rPr>
+        <w:t xml:space="preserve">evidence-accumulation studies in traffic: the drift in that literature is</w:t>
+      </w:r>
+      <w:r>
+        <w:rPr>
+          <w:i/>
+          <w:iCs/>
+        </w:rPr>
+        <w:t xml:space="preserve"> </w:t>
+      </w:r>
+      <w:r>
+        <w:rPr>
+          <w:i/>
+          <w:iCs/>
+        </w:rPr>
+        <w:t xml:space="preserve">conventionally driven by looming or TTC — not a comfort deficit — and leaky</w:t>
+      </w:r>
+      <w:r>
+        <w:rPr>
+          <w:i/>
+          <w:iCs/>
+        </w:rPr>
+        <w:t xml:space="preserve"> </w:t>
+      </w:r>
+      <w:r>
+        <w:rPr>
+          <w:i/>
+          <w:iCs/>
+        </w:rPr>
+        <w:t xml:space="preserve">accumulation and collapsing bounds are the standard architectures for exactly the</w:t>
+      </w:r>
+      <w:r>
+        <w:rPr>
+          <w:i/>
+          <w:iCs/>
+        </w:rPr>
+        <w:t xml:space="preserve"> </w:t>
+      </w:r>
+      <w:r>
+        <w:rPr>
+          <w:i/>
+          <w:iCs/>
+        </w:rPr>
+        <w:t xml:space="preserve">failure modes A.3 hit; none of the three tested variants used either. The FAIL</w:t>
+      </w:r>
+      <w:r>
+        <w:rPr>
+          <w:i/>
+          <w:iCs/>
+        </w:rPr>
+        <w:t xml:space="preserve"> </w:t>
+      </w:r>
+      <w:r>
+        <w:rPr>
+          <w:i/>
+          <w:iCs/>
+        </w:rPr>
+        <w:t xml:space="preserve">therefore stands as a verdict on the accumulator we specified (deficit-driven</w:t>
+      </w:r>
+      <w:r>
+        <w:rPr>
+          <w:i/>
+          <w:iCs/>
+        </w:rPr>
+        <w:t xml:space="preserve"> </w:t>
+      </w:r>
+      <w:r>
+        <w:rPr>
+          <w:i/>
+          <w:iCs/>
+        </w:rPr>
+        <w:t xml:space="preserve">drift, non-leaky, fixed bound, on this repeated-exposure stimulus set) and licenses</w:t>
+      </w:r>
+      <w:r>
+        <w:rPr>
+          <w:i/>
+          <w:iCs/>
+        </w:rPr>
+        <w:t xml:space="preserve"> </w:t>
+      </w:r>
+      <w:r>
+        <w:rPr>
+          <w:i/>
+          <w:iCs/>
+        </w:rPr>
+        <w:t xml:space="preserve">no claim about evidence accumulation as a family. The sentence above (</w:t>
+      </w:r>
+      <w:r>
+        <w:rPr>
+          <w:i/>
+          <w:iCs/>
+        </w:rPr>
+        <w:t xml:space="preserve">“evidence</w:t>
+      </w:r>
+      <w:r>
+        <w:rPr>
+          <w:i/>
+          <w:iCs/>
+        </w:rPr>
+        <w:t xml:space="preserve"> </w:t>
+      </w:r>
+      <w:r>
+        <w:rPr>
+          <w:i/>
+          <w:iCs/>
+        </w:rPr>
+        <w:t xml:space="preserve">against the framework worth taking seriously”</w:t>
+      </w:r>
+      <w:r>
+        <w:rPr>
+          <w:i/>
+          <w:iCs/>
+        </w:rPr>
+        <w:t xml:space="preserve">) should be read with that scope; the</w:t>
+      </w:r>
+      <w:r>
+        <w:rPr>
+          <w:i/>
+          <w:iCs/>
+        </w:rPr>
+        <w:t xml:space="preserve"> </w:t>
+      </w:r>
+      <w:r>
+        <w:rPr>
+          <w:i/>
+          <w:iCs/>
+        </w:rPr>
+        <w:t xml:space="preserve">dual-role argument in §0 loses its within-scenario timing support but is not</w:t>
+      </w:r>
+      <w:r>
+        <w:rPr>
+          <w:i/>
+          <w:iCs/>
+        </w:rPr>
+        <w:t xml:space="preserve"> </w:t>
+      </w:r>
+      <w:r>
+        <w:rPr>
+          <w:i/>
+          <w:iCs/>
+        </w:rPr>
+        <w:t xml:space="preserve">refuted for architectures never tested.]</w:t>
       </w:r>
     </w:p>
     <w:bookmarkEnd w:id="12"/>
